--- a/word/04-chinh-sach-quy-trinh/quy-trinh-tiep-nhan-yeu-cau-co-quan-chuc-nang.docx
+++ b/word/04-chinh-sach-quy-trinh/quy-trinh-tiep-nhan-yeu-cau-co-quan-chuc-nang.docx
@@ -305,8 +305,8 @@
         <w:tblLayout w:type="autofit"/>
       </w:tblPr>
       <w:tblGrid>
-        <w:gridCol w:w="4512"/>
-        <w:gridCol w:w="4513"/>
+        <w:gridCol w:w="4446"/>
+        <w:gridCol w:w="4579"/>
       </w:tblGrid>
       <w:tr>
         <w:trPr>
@@ -315,7 +315,7 @@
         </w:trPr>
         <w:tc>
           <w:tcPr>
-            <w:tcW w:type="dxa" w:w="4512"/>
+            <w:tcW w:type="dxa" w:w="4446"/>
             <w:tcBorders>
               <w:top w:val="single" w:color="000000" w:sz="4"/>
               <w:left w:val="single" w:color="000000" w:sz="4"/>
@@ -352,7 +352,7 @@
         </w:tc>
         <w:tc>
           <w:tcPr>
-            <w:tcW w:type="dxa" w:w="4513"/>
+            <w:tcW w:type="dxa" w:w="4579"/>
             <w:tcBorders>
               <w:top w:val="single" w:color="000000" w:sz="4"/>
               <w:left w:val="single" w:color="000000" w:sz="4"/>
@@ -395,7 +395,7 @@
         </w:trPr>
         <w:tc>
           <w:tcPr>
-            <w:tcW w:type="dxa" w:w="4512"/>
+            <w:tcW w:type="dxa" w:w="4446"/>
             <w:tcBorders>
               <w:top w:val="single" w:color="000000" w:sz="4"/>
               <w:left w:val="single" w:color="000000" w:sz="4"/>
@@ -431,7 +431,7 @@
         </w:tc>
         <w:tc>
           <w:tcPr>
-            <w:tcW w:type="dxa" w:w="4513"/>
+            <w:tcW w:type="dxa" w:w="4579"/>
             <w:tcBorders>
               <w:top w:val="single" w:color="000000" w:sz="4"/>
               <w:left w:val="single" w:color="000000" w:sz="4"/>
@@ -473,7 +473,7 @@
         </w:trPr>
         <w:tc>
           <w:tcPr>
-            <w:tcW w:type="dxa" w:w="4512"/>
+            <w:tcW w:type="dxa" w:w="4446"/>
             <w:tcBorders>
               <w:top w:val="single" w:color="000000" w:sz="4"/>
               <w:left w:val="single" w:color="000000" w:sz="4"/>
@@ -509,7 +509,7 @@
         </w:tc>
         <w:tc>
           <w:tcPr>
-            <w:tcW w:type="dxa" w:w="4513"/>
+            <w:tcW w:type="dxa" w:w="4579"/>
             <w:tcBorders>
               <w:top w:val="single" w:color="000000" w:sz="4"/>
               <w:left w:val="single" w:color="000000" w:sz="4"/>
@@ -551,7 +551,7 @@
         </w:trPr>
         <w:tc>
           <w:tcPr>
-            <w:tcW w:type="dxa" w:w="4512"/>
+            <w:tcW w:type="dxa" w:w="4446"/>
             <w:tcBorders>
               <w:top w:val="single" w:color="000000" w:sz="4"/>
               <w:left w:val="single" w:color="000000" w:sz="4"/>
@@ -587,7 +587,7 @@
         </w:tc>
         <w:tc>
           <w:tcPr>
-            <w:tcW w:type="dxa" w:w="4513"/>
+            <w:tcW w:type="dxa" w:w="4579"/>
             <w:tcBorders>
               <w:top w:val="single" w:color="000000" w:sz="4"/>
               <w:left w:val="single" w:color="000000" w:sz="4"/>
@@ -663,13 +663,13 @@
         <w:tblLayout w:type="autofit"/>
       </w:tblPr>
       <w:tblGrid>
-        <w:gridCol w:w="600"/>
-        <w:gridCol w:w="1510"/>
-        <w:gridCol w:w="1307"/>
-        <w:gridCol w:w="1363"/>
-        <w:gridCol w:w="1363"/>
-        <w:gridCol w:w="1370"/>
-        <w:gridCol w:w="1512"/>
+        <w:gridCol w:w="640"/>
+        <w:gridCol w:w="1647"/>
+        <w:gridCol w:w="1143"/>
+        <w:gridCol w:w="1207"/>
+        <w:gridCol w:w="1207"/>
+        <w:gridCol w:w="1531"/>
+        <w:gridCol w:w="1650"/>
       </w:tblGrid>
       <w:tr>
         <w:trPr>
@@ -678,7 +678,7 @@
         </w:trPr>
         <w:tc>
           <w:tcPr>
-            <w:tcW w:type="dxa" w:w="600"/>
+            <w:tcW w:type="dxa" w:w="640"/>
             <w:tcBorders>
               <w:top w:val="single" w:color="000000" w:sz="4"/>
               <w:left w:val="single" w:color="000000" w:sz="4"/>
@@ -715,7 +715,7 @@
         </w:tc>
         <w:tc>
           <w:tcPr>
-            <w:tcW w:type="dxa" w:w="1510"/>
+            <w:tcW w:type="dxa" w:w="1647"/>
             <w:tcBorders>
               <w:top w:val="single" w:color="000000" w:sz="4"/>
               <w:left w:val="single" w:color="000000" w:sz="4"/>
@@ -752,7 +752,7 @@
         </w:tc>
         <w:tc>
           <w:tcPr>
-            <w:tcW w:type="dxa" w:w="1307"/>
+            <w:tcW w:type="dxa" w:w="1143"/>
             <w:tcBorders>
               <w:top w:val="single" w:color="000000" w:sz="4"/>
               <w:left w:val="single" w:color="000000" w:sz="4"/>
@@ -789,7 +789,7 @@
         </w:tc>
         <w:tc>
           <w:tcPr>
-            <w:tcW w:type="dxa" w:w="1363"/>
+            <w:tcW w:type="dxa" w:w="1207"/>
             <w:tcBorders>
               <w:top w:val="single" w:color="000000" w:sz="4"/>
               <w:left w:val="single" w:color="000000" w:sz="4"/>
@@ -826,7 +826,7 @@
         </w:tc>
         <w:tc>
           <w:tcPr>
-            <w:tcW w:type="dxa" w:w="1363"/>
+            <w:tcW w:type="dxa" w:w="1207"/>
             <w:tcBorders>
               <w:top w:val="single" w:color="000000" w:sz="4"/>
               <w:left w:val="single" w:color="000000" w:sz="4"/>
@@ -863,7 +863,7 @@
         </w:tc>
         <w:tc>
           <w:tcPr>
-            <w:tcW w:type="dxa" w:w="1370"/>
+            <w:tcW w:type="dxa" w:w="1531"/>
             <w:tcBorders>
               <w:top w:val="single" w:color="000000" w:sz="4"/>
               <w:left w:val="single" w:color="000000" w:sz="4"/>
@@ -900,7 +900,7 @@
         </w:tc>
         <w:tc>
           <w:tcPr>
-            <w:tcW w:type="dxa" w:w="1512"/>
+            <w:tcW w:type="dxa" w:w="1650"/>
             <w:tcBorders>
               <w:top w:val="single" w:color="000000" w:sz="4"/>
               <w:left w:val="single" w:color="000000" w:sz="4"/>
@@ -943,7 +943,7 @@
         </w:trPr>
         <w:tc>
           <w:tcPr>
-            <w:tcW w:type="dxa" w:w="600"/>
+            <w:tcW w:type="dxa" w:w="640"/>
             <w:tcBorders>
               <w:top w:val="single" w:color="000000" w:sz="4"/>
               <w:left w:val="single" w:color="000000" w:sz="4"/>
@@ -979,7 +979,7 @@
         </w:tc>
         <w:tc>
           <w:tcPr>
-            <w:tcW w:type="dxa" w:w="1510"/>
+            <w:tcW w:type="dxa" w:w="1647"/>
             <w:tcBorders>
               <w:top w:val="single" w:color="000000" w:sz="4"/>
               <w:left w:val="single" w:color="000000" w:sz="4"/>
@@ -1015,7 +1015,7 @@
         </w:tc>
         <w:tc>
           <w:tcPr>
-            <w:tcW w:type="dxa" w:w="1307"/>
+            <w:tcW w:type="dxa" w:w="1143"/>
             <w:tcBorders>
               <w:top w:val="single" w:color="000000" w:sz="4"/>
               <w:left w:val="single" w:color="000000" w:sz="4"/>
@@ -1051,7 +1051,7 @@
         </w:tc>
         <w:tc>
           <w:tcPr>
-            <w:tcW w:type="dxa" w:w="1363"/>
+            <w:tcW w:type="dxa" w:w="1207"/>
             <w:tcBorders>
               <w:top w:val="single" w:color="000000" w:sz="4"/>
               <w:left w:val="single" w:color="000000" w:sz="4"/>
@@ -1111,7 +1111,7 @@
         </w:tc>
         <w:tc>
           <w:tcPr>
-            <w:tcW w:type="dxa" w:w="1363"/>
+            <w:tcW w:type="dxa" w:w="1207"/>
             <w:tcBorders>
               <w:top w:val="single" w:color="000000" w:sz="4"/>
               <w:left w:val="single" w:color="000000" w:sz="4"/>
@@ -1171,7 +1171,7 @@
         </w:tc>
         <w:tc>
           <w:tcPr>
-            <w:tcW w:type="dxa" w:w="1370"/>
+            <w:tcW w:type="dxa" w:w="1531"/>
             <w:tcBorders>
               <w:top w:val="single" w:color="000000" w:sz="4"/>
               <w:left w:val="single" w:color="000000" w:sz="4"/>
@@ -1207,7 +1207,7 @@
         </w:tc>
         <w:tc>
           <w:tcPr>
-            <w:tcW w:type="dxa" w:w="1512"/>
+            <w:tcW w:type="dxa" w:w="1650"/>
             <w:tcBorders>
               <w:top w:val="single" w:color="000000" w:sz="4"/>
               <w:left w:val="single" w:color="000000" w:sz="4"/>
@@ -1249,7 +1249,7 @@
         </w:trPr>
         <w:tc>
           <w:tcPr>
-            <w:tcW w:type="dxa" w:w="600"/>
+            <w:tcW w:type="dxa" w:w="640"/>
             <w:tcBorders>
               <w:top w:val="single" w:color="000000" w:sz="4"/>
               <w:left w:val="single" w:color="000000" w:sz="4"/>
@@ -1285,7 +1285,7 @@
         </w:tc>
         <w:tc>
           <w:tcPr>
-            <w:tcW w:type="dxa" w:w="1510"/>
+            <w:tcW w:type="dxa" w:w="1647"/>
             <w:tcBorders>
               <w:top w:val="single" w:color="000000" w:sz="4"/>
               <w:left w:val="single" w:color="000000" w:sz="4"/>
@@ -1345,7 +1345,7 @@
         </w:tc>
         <w:tc>
           <w:tcPr>
-            <w:tcW w:type="dxa" w:w="1307"/>
+            <w:tcW w:type="dxa" w:w="1143"/>
             <w:tcBorders>
               <w:top w:val="single" w:color="000000" w:sz="4"/>
               <w:left w:val="single" w:color="000000" w:sz="4"/>
@@ -1381,7 +1381,7 @@
         </w:tc>
         <w:tc>
           <w:tcPr>
-            <w:tcW w:type="dxa" w:w="1363"/>
+            <w:tcW w:type="dxa" w:w="1207"/>
             <w:tcBorders>
               <w:top w:val="single" w:color="000000" w:sz="4"/>
               <w:left w:val="single" w:color="000000" w:sz="4"/>
@@ -1441,7 +1441,7 @@
         </w:tc>
         <w:tc>
           <w:tcPr>
-            <w:tcW w:type="dxa" w:w="1363"/>
+            <w:tcW w:type="dxa" w:w="1207"/>
             <w:tcBorders>
               <w:top w:val="single" w:color="000000" w:sz="4"/>
               <w:left w:val="single" w:color="000000" w:sz="4"/>
@@ -1477,7 +1477,7 @@
         </w:tc>
         <w:tc>
           <w:tcPr>
-            <w:tcW w:type="dxa" w:w="1370"/>
+            <w:tcW w:type="dxa" w:w="1531"/>
             <w:tcBorders>
               <w:top w:val="single" w:color="000000" w:sz="4"/>
               <w:left w:val="single" w:color="000000" w:sz="4"/>
@@ -1513,7 +1513,7 @@
         </w:tc>
         <w:tc>
           <w:tcPr>
-            <w:tcW w:type="dxa" w:w="1512"/>
+            <w:tcW w:type="dxa" w:w="1650"/>
             <w:tcBorders>
               <w:top w:val="single" w:color="000000" w:sz="4"/>
               <w:left w:val="single" w:color="000000" w:sz="4"/>
@@ -1555,7 +1555,7 @@
         </w:trPr>
         <w:tc>
           <w:tcPr>
-            <w:tcW w:type="dxa" w:w="600"/>
+            <w:tcW w:type="dxa" w:w="640"/>
             <w:tcBorders>
               <w:top w:val="single" w:color="000000" w:sz="4"/>
               <w:left w:val="single" w:color="000000" w:sz="4"/>
@@ -1591,7 +1591,7 @@
         </w:tc>
         <w:tc>
           <w:tcPr>
-            <w:tcW w:type="dxa" w:w="1510"/>
+            <w:tcW w:type="dxa" w:w="1647"/>
             <w:tcBorders>
               <w:top w:val="single" w:color="000000" w:sz="4"/>
               <w:left w:val="single" w:color="000000" w:sz="4"/>
@@ -1627,7 +1627,7 @@
         </w:tc>
         <w:tc>
           <w:tcPr>
-            <w:tcW w:type="dxa" w:w="1307"/>
+            <w:tcW w:type="dxa" w:w="1143"/>
             <w:tcBorders>
               <w:top w:val="single" w:color="000000" w:sz="4"/>
               <w:left w:val="single" w:color="000000" w:sz="4"/>
@@ -1663,7 +1663,7 @@
         </w:tc>
         <w:tc>
           <w:tcPr>
-            <w:tcW w:type="dxa" w:w="1363"/>
+            <w:tcW w:type="dxa" w:w="1207"/>
             <w:tcBorders>
               <w:top w:val="single" w:color="000000" w:sz="4"/>
               <w:left w:val="single" w:color="000000" w:sz="4"/>
@@ -1699,7 +1699,7 @@
         </w:tc>
         <w:tc>
           <w:tcPr>
-            <w:tcW w:type="dxa" w:w="1363"/>
+            <w:tcW w:type="dxa" w:w="1207"/>
             <w:tcBorders>
               <w:top w:val="single" w:color="000000" w:sz="4"/>
               <w:left w:val="single" w:color="000000" w:sz="4"/>
@@ -1735,7 +1735,7 @@
         </w:tc>
         <w:tc>
           <w:tcPr>
-            <w:tcW w:type="dxa" w:w="1370"/>
+            <w:tcW w:type="dxa" w:w="1531"/>
             <w:tcBorders>
               <w:top w:val="single" w:color="000000" w:sz="4"/>
               <w:left w:val="single" w:color="000000" w:sz="4"/>
@@ -1771,7 +1771,7 @@
         </w:tc>
         <w:tc>
           <w:tcPr>
-            <w:tcW w:type="dxa" w:w="1512"/>
+            <w:tcW w:type="dxa" w:w="1650"/>
             <w:tcBorders>
               <w:top w:val="single" w:color="000000" w:sz="4"/>
               <w:left w:val="single" w:color="000000" w:sz="4"/>
@@ -1801,7 +1801,7 @@
         </w:trPr>
         <w:tc>
           <w:tcPr>
-            <w:tcW w:type="dxa" w:w="600"/>
+            <w:tcW w:type="dxa" w:w="640"/>
             <w:tcBorders>
               <w:top w:val="single" w:color="000000" w:sz="4"/>
               <w:left w:val="single" w:color="000000" w:sz="4"/>
@@ -1837,7 +1837,7 @@
         </w:tc>
         <w:tc>
           <w:tcPr>
-            <w:tcW w:type="dxa" w:w="1510"/>
+            <w:tcW w:type="dxa" w:w="1647"/>
             <w:tcBorders>
               <w:top w:val="single" w:color="000000" w:sz="4"/>
               <w:left w:val="single" w:color="000000" w:sz="4"/>
@@ -1873,7 +1873,7 @@
         </w:tc>
         <w:tc>
           <w:tcPr>
-            <w:tcW w:type="dxa" w:w="1307"/>
+            <w:tcW w:type="dxa" w:w="1143"/>
             <w:tcBorders>
               <w:top w:val="single" w:color="000000" w:sz="4"/>
               <w:left w:val="single" w:color="000000" w:sz="4"/>
@@ -1909,7 +1909,7 @@
         </w:tc>
         <w:tc>
           <w:tcPr>
-            <w:tcW w:type="dxa" w:w="1363"/>
+            <w:tcW w:type="dxa" w:w="1207"/>
             <w:tcBorders>
               <w:top w:val="single" w:color="000000" w:sz="4"/>
               <w:left w:val="single" w:color="000000" w:sz="4"/>
@@ -1945,31 +1945,31 @@
         </w:tc>
         <w:tc>
           <w:tcPr>
-            <w:tcW w:type="dxa" w:w="1363"/>
-            <w:tcBorders>
-              <w:top w:val="single" w:color="000000" w:sz="4"/>
-              <w:left w:val="single" w:color="000000" w:sz="4"/>
-              <w:bottom w:val="single" w:color="000000" w:sz="4"/>
-              <w:right w:val="single" w:color="000000" w:sz="4"/>
-            </w:tcBorders>
-            <w:tcMar>
-              <w:top w:type="dxa" w:w="30"/>
-              <w:left w:type="dxa" w:w="70"/>
-              <w:bottom w:type="dxa" w:w="30"/>
-              <w:right w:type="dxa" w:w="70"/>
-            </w:tcMar>
-            <w:vAlign w:val="center"/>
-          </w:tcPr>
-          <w:p>
-            <w:pPr>
-              <w:spacing w:after="0" w:before="0" w:line="240" w:lineRule="auto"/>
-              <w:jc w:val="left"/>
-            </w:pPr>
-          </w:p>
-        </w:tc>
-        <w:tc>
-          <w:tcPr>
-            <w:tcW w:type="dxa" w:w="1370"/>
+            <w:tcW w:type="dxa" w:w="1207"/>
+            <w:tcBorders>
+              <w:top w:val="single" w:color="000000" w:sz="4"/>
+              <w:left w:val="single" w:color="000000" w:sz="4"/>
+              <w:bottom w:val="single" w:color="000000" w:sz="4"/>
+              <w:right w:val="single" w:color="000000" w:sz="4"/>
+            </w:tcBorders>
+            <w:tcMar>
+              <w:top w:type="dxa" w:w="30"/>
+              <w:left w:type="dxa" w:w="70"/>
+              <w:bottom w:type="dxa" w:w="30"/>
+              <w:right w:type="dxa" w:w="70"/>
+            </w:tcMar>
+            <w:vAlign w:val="center"/>
+          </w:tcPr>
+          <w:p>
+            <w:pPr>
+              <w:spacing w:after="0" w:before="0" w:line="240" w:lineRule="auto"/>
+              <w:jc w:val="left"/>
+            </w:pPr>
+          </w:p>
+        </w:tc>
+        <w:tc>
+          <w:tcPr>
+            <w:tcW w:type="dxa" w:w="1531"/>
             <w:tcBorders>
               <w:top w:val="single" w:color="000000" w:sz="4"/>
               <w:left w:val="single" w:color="000000" w:sz="4"/>
@@ -2005,7 +2005,7 @@
         </w:tc>
         <w:tc>
           <w:tcPr>
-            <w:tcW w:type="dxa" w:w="1512"/>
+            <w:tcW w:type="dxa" w:w="1650"/>
             <w:tcBorders>
               <w:top w:val="single" w:color="000000" w:sz="4"/>
               <w:left w:val="single" w:color="000000" w:sz="4"/>
@@ -2035,7 +2035,7 @@
         </w:trPr>
         <w:tc>
           <w:tcPr>
-            <w:tcW w:type="dxa" w:w="600"/>
+            <w:tcW w:type="dxa" w:w="640"/>
             <w:tcBorders>
               <w:top w:val="single" w:color="000000" w:sz="4"/>
               <w:left w:val="single" w:color="000000" w:sz="4"/>
@@ -2071,7 +2071,7 @@
         </w:tc>
         <w:tc>
           <w:tcPr>
-            <w:tcW w:type="dxa" w:w="1510"/>
+            <w:tcW w:type="dxa" w:w="1647"/>
             <w:tcBorders>
               <w:top w:val="single" w:color="000000" w:sz="4"/>
               <w:left w:val="single" w:color="000000" w:sz="4"/>
@@ -2107,7 +2107,7 @@
         </w:tc>
         <w:tc>
           <w:tcPr>
-            <w:tcW w:type="dxa" w:w="1307"/>
+            <w:tcW w:type="dxa" w:w="1143"/>
             <w:tcBorders>
               <w:top w:val="single" w:color="000000" w:sz="4"/>
               <w:left w:val="single" w:color="000000" w:sz="4"/>
@@ -2143,7 +2143,7 @@
         </w:tc>
         <w:tc>
           <w:tcPr>
-            <w:tcW w:type="dxa" w:w="1363"/>
+            <w:tcW w:type="dxa" w:w="1207"/>
             <w:tcBorders>
               <w:top w:val="single" w:color="000000" w:sz="4"/>
               <w:left w:val="single" w:color="000000" w:sz="4"/>
@@ -2179,31 +2179,31 @@
         </w:tc>
         <w:tc>
           <w:tcPr>
-            <w:tcW w:type="dxa" w:w="1363"/>
-            <w:tcBorders>
-              <w:top w:val="single" w:color="000000" w:sz="4"/>
-              <w:left w:val="single" w:color="000000" w:sz="4"/>
-              <w:bottom w:val="single" w:color="000000" w:sz="4"/>
-              <w:right w:val="single" w:color="000000" w:sz="4"/>
-            </w:tcBorders>
-            <w:tcMar>
-              <w:top w:type="dxa" w:w="30"/>
-              <w:left w:type="dxa" w:w="70"/>
-              <w:bottom w:type="dxa" w:w="30"/>
-              <w:right w:type="dxa" w:w="70"/>
-            </w:tcMar>
-            <w:vAlign w:val="center"/>
-          </w:tcPr>
-          <w:p>
-            <w:pPr>
-              <w:spacing w:after="0" w:before="0" w:line="240" w:lineRule="auto"/>
-              <w:jc w:val="left"/>
-            </w:pPr>
-          </w:p>
-        </w:tc>
-        <w:tc>
-          <w:tcPr>
-            <w:tcW w:type="dxa" w:w="1370"/>
+            <w:tcW w:type="dxa" w:w="1207"/>
+            <w:tcBorders>
+              <w:top w:val="single" w:color="000000" w:sz="4"/>
+              <w:left w:val="single" w:color="000000" w:sz="4"/>
+              <w:bottom w:val="single" w:color="000000" w:sz="4"/>
+              <w:right w:val="single" w:color="000000" w:sz="4"/>
+            </w:tcBorders>
+            <w:tcMar>
+              <w:top w:type="dxa" w:w="30"/>
+              <w:left w:type="dxa" w:w="70"/>
+              <w:bottom w:type="dxa" w:w="30"/>
+              <w:right w:type="dxa" w:w="70"/>
+            </w:tcMar>
+            <w:vAlign w:val="center"/>
+          </w:tcPr>
+          <w:p>
+            <w:pPr>
+              <w:spacing w:after="0" w:before="0" w:line="240" w:lineRule="auto"/>
+              <w:jc w:val="left"/>
+            </w:pPr>
+          </w:p>
+        </w:tc>
+        <w:tc>
+          <w:tcPr>
+            <w:tcW w:type="dxa" w:w="1531"/>
             <w:tcBorders>
               <w:top w:val="single" w:color="000000" w:sz="4"/>
               <w:left w:val="single" w:color="000000" w:sz="4"/>
@@ -2239,7 +2239,7 @@
         </w:tc>
         <w:tc>
           <w:tcPr>
-            <w:tcW w:type="dxa" w:w="1512"/>
+            <w:tcW w:type="dxa" w:w="1650"/>
             <w:tcBorders>
               <w:top w:val="single" w:color="000000" w:sz="4"/>
               <w:left w:val="single" w:color="000000" w:sz="4"/>
@@ -2281,7 +2281,7 @@
         </w:trPr>
         <w:tc>
           <w:tcPr>
-            <w:tcW w:type="dxa" w:w="600"/>
+            <w:tcW w:type="dxa" w:w="640"/>
             <w:tcBorders>
               <w:top w:val="single" w:color="000000" w:sz="4"/>
               <w:left w:val="single" w:color="000000" w:sz="4"/>
@@ -2317,7 +2317,7 @@
         </w:tc>
         <w:tc>
           <w:tcPr>
-            <w:tcW w:type="dxa" w:w="1510"/>
+            <w:tcW w:type="dxa" w:w="1647"/>
             <w:tcBorders>
               <w:top w:val="single" w:color="000000" w:sz="4"/>
               <w:left w:val="single" w:color="000000" w:sz="4"/>
@@ -2353,7 +2353,7 @@
         </w:tc>
         <w:tc>
           <w:tcPr>
-            <w:tcW w:type="dxa" w:w="1307"/>
+            <w:tcW w:type="dxa" w:w="1143"/>
             <w:tcBorders>
               <w:top w:val="single" w:color="000000" w:sz="4"/>
               <w:left w:val="single" w:color="000000" w:sz="4"/>
@@ -2389,7 +2389,7 @@
         </w:tc>
         <w:tc>
           <w:tcPr>
-            <w:tcW w:type="dxa" w:w="1363"/>
+            <w:tcW w:type="dxa" w:w="1207"/>
             <w:tcBorders>
               <w:top w:val="single" w:color="000000" w:sz="4"/>
               <w:left w:val="single" w:color="000000" w:sz="4"/>
@@ -2437,7 +2437,7 @@
         </w:tc>
         <w:tc>
           <w:tcPr>
-            <w:tcW w:type="dxa" w:w="1363"/>
+            <w:tcW w:type="dxa" w:w="1207"/>
             <w:tcBorders>
               <w:top w:val="single" w:color="000000" w:sz="4"/>
               <w:left w:val="single" w:color="000000" w:sz="4"/>
@@ -2473,7 +2473,7 @@
         </w:tc>
         <w:tc>
           <w:tcPr>
-            <w:tcW w:type="dxa" w:w="1370"/>
+            <w:tcW w:type="dxa" w:w="1531"/>
             <w:tcBorders>
               <w:top w:val="single" w:color="000000" w:sz="4"/>
               <w:left w:val="single" w:color="000000" w:sz="4"/>
@@ -2509,7 +2509,7 @@
         </w:tc>
         <w:tc>
           <w:tcPr>
-            <w:tcW w:type="dxa" w:w="1512"/>
+            <w:tcW w:type="dxa" w:w="1650"/>
             <w:tcBorders>
               <w:top w:val="single" w:color="000000" w:sz="4"/>
               <w:left w:val="single" w:color="000000" w:sz="4"/>
@@ -2551,7 +2551,7 @@
         </w:trPr>
         <w:tc>
           <w:tcPr>
-            <w:tcW w:type="dxa" w:w="600"/>
+            <w:tcW w:type="dxa" w:w="640"/>
             <w:tcBorders>
               <w:top w:val="single" w:color="000000" w:sz="4"/>
               <w:left w:val="single" w:color="000000" w:sz="4"/>
@@ -2587,7 +2587,7 @@
         </w:tc>
         <w:tc>
           <w:tcPr>
-            <w:tcW w:type="dxa" w:w="1510"/>
+            <w:tcW w:type="dxa" w:w="1647"/>
             <w:tcBorders>
               <w:top w:val="single" w:color="000000" w:sz="4"/>
               <w:left w:val="single" w:color="000000" w:sz="4"/>
@@ -2623,7 +2623,7 @@
         </w:tc>
         <w:tc>
           <w:tcPr>
-            <w:tcW w:type="dxa" w:w="1307"/>
+            <w:tcW w:type="dxa" w:w="1143"/>
             <w:tcBorders>
               <w:top w:val="single" w:color="000000" w:sz="4"/>
               <w:left w:val="single" w:color="000000" w:sz="4"/>
@@ -2659,7 +2659,7 @@
         </w:tc>
         <w:tc>
           <w:tcPr>
-            <w:tcW w:type="dxa" w:w="1363"/>
+            <w:tcW w:type="dxa" w:w="1207"/>
             <w:tcBorders>
               <w:top w:val="single" w:color="000000" w:sz="4"/>
               <w:left w:val="single" w:color="000000" w:sz="4"/>
@@ -2719,7 +2719,7 @@
         </w:tc>
         <w:tc>
           <w:tcPr>
-            <w:tcW w:type="dxa" w:w="1363"/>
+            <w:tcW w:type="dxa" w:w="1207"/>
             <w:tcBorders>
               <w:top w:val="single" w:color="000000" w:sz="4"/>
               <w:left w:val="single" w:color="000000" w:sz="4"/>
@@ -2767,7 +2767,7 @@
         </w:tc>
         <w:tc>
           <w:tcPr>
-            <w:tcW w:type="dxa" w:w="1370"/>
+            <w:tcW w:type="dxa" w:w="1531"/>
             <w:tcBorders>
               <w:top w:val="single" w:color="000000" w:sz="4"/>
               <w:left w:val="single" w:color="000000" w:sz="4"/>
@@ -2803,7 +2803,7 @@
         </w:tc>
         <w:tc>
           <w:tcPr>
-            <w:tcW w:type="dxa" w:w="1512"/>
+            <w:tcW w:type="dxa" w:w="1650"/>
             <w:tcBorders>
               <w:top w:val="single" w:color="000000" w:sz="4"/>
               <w:left w:val="single" w:color="000000" w:sz="4"/>
@@ -2833,7 +2833,7 @@
         </w:trPr>
         <w:tc>
           <w:tcPr>
-            <w:tcW w:type="dxa" w:w="600"/>
+            <w:tcW w:type="dxa" w:w="640"/>
             <w:tcBorders>
               <w:top w:val="single" w:color="000000" w:sz="4"/>
               <w:left w:val="single" w:color="000000" w:sz="4"/>
@@ -2869,7 +2869,7 @@
         </w:tc>
         <w:tc>
           <w:tcPr>
-            <w:tcW w:type="dxa" w:w="1510"/>
+            <w:tcW w:type="dxa" w:w="1647"/>
             <w:tcBorders>
               <w:top w:val="single" w:color="000000" w:sz="4"/>
               <w:left w:val="single" w:color="000000" w:sz="4"/>
@@ -2905,7 +2905,7 @@
         </w:tc>
         <w:tc>
           <w:tcPr>
-            <w:tcW w:type="dxa" w:w="1307"/>
+            <w:tcW w:type="dxa" w:w="1143"/>
             <w:tcBorders>
               <w:top w:val="single" w:color="000000" w:sz="4"/>
               <w:left w:val="single" w:color="000000" w:sz="4"/>
@@ -2941,7 +2941,7 @@
         </w:tc>
         <w:tc>
           <w:tcPr>
-            <w:tcW w:type="dxa" w:w="1363"/>
+            <w:tcW w:type="dxa" w:w="1207"/>
             <w:tcBorders>
               <w:top w:val="single" w:color="000000" w:sz="4"/>
               <w:left w:val="single" w:color="000000" w:sz="4"/>
@@ -2977,7 +2977,7 @@
         </w:tc>
         <w:tc>
           <w:tcPr>
-            <w:tcW w:type="dxa" w:w="1363"/>
+            <w:tcW w:type="dxa" w:w="1207"/>
             <w:tcBorders>
               <w:top w:val="single" w:color="000000" w:sz="4"/>
               <w:left w:val="single" w:color="000000" w:sz="4"/>
@@ -3013,7 +3013,7 @@
         </w:tc>
         <w:tc>
           <w:tcPr>
-            <w:tcW w:type="dxa" w:w="1370"/>
+            <w:tcW w:type="dxa" w:w="1531"/>
             <w:tcBorders>
               <w:top w:val="single" w:color="000000" w:sz="4"/>
               <w:left w:val="single" w:color="000000" w:sz="4"/>
@@ -3049,7 +3049,7 @@
         </w:tc>
         <w:tc>
           <w:tcPr>
-            <w:tcW w:type="dxa" w:w="1512"/>
+            <w:tcW w:type="dxa" w:w="1650"/>
             <w:tcBorders>
               <w:top w:val="single" w:color="000000" w:sz="4"/>
               <w:left w:val="single" w:color="000000" w:sz="4"/>
@@ -3091,7 +3091,7 @@
         </w:trPr>
         <w:tc>
           <w:tcPr>
-            <w:tcW w:type="dxa" w:w="600"/>
+            <w:tcW w:type="dxa" w:w="640"/>
             <w:tcBorders>
               <w:top w:val="single" w:color="000000" w:sz="4"/>
               <w:left w:val="single" w:color="000000" w:sz="4"/>
@@ -3127,7 +3127,7 @@
         </w:tc>
         <w:tc>
           <w:tcPr>
-            <w:tcW w:type="dxa" w:w="1510"/>
+            <w:tcW w:type="dxa" w:w="1647"/>
             <w:tcBorders>
               <w:top w:val="single" w:color="000000" w:sz="4"/>
               <w:left w:val="single" w:color="000000" w:sz="4"/>
@@ -3163,7 +3163,7 @@
         </w:tc>
         <w:tc>
           <w:tcPr>
-            <w:tcW w:type="dxa" w:w="1307"/>
+            <w:tcW w:type="dxa" w:w="1143"/>
             <w:tcBorders>
               <w:top w:val="single" w:color="000000" w:sz="4"/>
               <w:left w:val="single" w:color="000000" w:sz="4"/>
@@ -3199,7 +3199,7 @@
         </w:tc>
         <w:tc>
           <w:tcPr>
-            <w:tcW w:type="dxa" w:w="1363"/>
+            <w:tcW w:type="dxa" w:w="1207"/>
             <w:tcBorders>
               <w:top w:val="single" w:color="000000" w:sz="4"/>
               <w:left w:val="single" w:color="000000" w:sz="4"/>
@@ -3259,7 +3259,7 @@
         </w:tc>
         <w:tc>
           <w:tcPr>
-            <w:tcW w:type="dxa" w:w="1363"/>
+            <w:tcW w:type="dxa" w:w="1207"/>
             <w:tcBorders>
               <w:top w:val="single" w:color="000000" w:sz="4"/>
               <w:left w:val="single" w:color="000000" w:sz="4"/>
@@ -3295,7 +3295,7 @@
         </w:tc>
         <w:tc>
           <w:tcPr>
-            <w:tcW w:type="dxa" w:w="1370"/>
+            <w:tcW w:type="dxa" w:w="1531"/>
             <w:tcBorders>
               <w:top w:val="single" w:color="000000" w:sz="4"/>
               <w:left w:val="single" w:color="000000" w:sz="4"/>
@@ -3331,7 +3331,7 @@
         </w:tc>
         <w:tc>
           <w:tcPr>
-            <w:tcW w:type="dxa" w:w="1512"/>
+            <w:tcW w:type="dxa" w:w="1650"/>
             <w:tcBorders>
               <w:top w:val="single" w:color="000000" w:sz="4"/>
               <w:left w:val="single" w:color="000000" w:sz="4"/>
@@ -3373,7 +3373,7 @@
         </w:trPr>
         <w:tc>
           <w:tcPr>
-            <w:tcW w:type="dxa" w:w="600"/>
+            <w:tcW w:type="dxa" w:w="640"/>
             <w:tcBorders>
               <w:top w:val="single" w:color="000000" w:sz="4"/>
               <w:left w:val="single" w:color="000000" w:sz="4"/>
@@ -3409,7 +3409,7 @@
         </w:tc>
         <w:tc>
           <w:tcPr>
-            <w:tcW w:type="dxa" w:w="1510"/>
+            <w:tcW w:type="dxa" w:w="1647"/>
             <w:tcBorders>
               <w:top w:val="single" w:color="000000" w:sz="4"/>
               <w:left w:val="single" w:color="000000" w:sz="4"/>
@@ -3445,7 +3445,7 @@
         </w:tc>
         <w:tc>
           <w:tcPr>
-            <w:tcW w:type="dxa" w:w="1307"/>
+            <w:tcW w:type="dxa" w:w="1143"/>
             <w:tcBorders>
               <w:top w:val="single" w:color="000000" w:sz="4"/>
               <w:left w:val="single" w:color="000000" w:sz="4"/>
@@ -3481,7 +3481,7 @@
         </w:tc>
         <w:tc>
           <w:tcPr>
-            <w:tcW w:type="dxa" w:w="1363"/>
+            <w:tcW w:type="dxa" w:w="1207"/>
             <w:tcBorders>
               <w:top w:val="single" w:color="000000" w:sz="4"/>
               <w:left w:val="single" w:color="000000" w:sz="4"/>
@@ -3517,7 +3517,7 @@
         </w:tc>
         <w:tc>
           <w:tcPr>
-            <w:tcW w:type="dxa" w:w="1363"/>
+            <w:tcW w:type="dxa" w:w="1207"/>
             <w:tcBorders>
               <w:top w:val="single" w:color="000000" w:sz="4"/>
               <w:left w:val="single" w:color="000000" w:sz="4"/>
@@ -3553,7 +3553,7 @@
         </w:tc>
         <w:tc>
           <w:tcPr>
-            <w:tcW w:type="dxa" w:w="1370"/>
+            <w:tcW w:type="dxa" w:w="1531"/>
             <w:tcBorders>
               <w:top w:val="single" w:color="000000" w:sz="4"/>
               <w:left w:val="single" w:color="000000" w:sz="4"/>
@@ -3589,7 +3589,7 @@
         </w:tc>
         <w:tc>
           <w:tcPr>
-            <w:tcW w:type="dxa" w:w="1512"/>
+            <w:tcW w:type="dxa" w:w="1650"/>
             <w:tcBorders>
               <w:top w:val="single" w:color="000000" w:sz="4"/>
               <w:left w:val="single" w:color="000000" w:sz="4"/>
@@ -3619,7 +3619,7 @@
         </w:trPr>
         <w:tc>
           <w:tcPr>
-            <w:tcW w:type="dxa" w:w="600"/>
+            <w:tcW w:type="dxa" w:w="640"/>
             <w:tcBorders>
               <w:top w:val="single" w:color="000000" w:sz="4"/>
               <w:left w:val="single" w:color="000000" w:sz="4"/>
@@ -3655,7 +3655,7 @@
         </w:tc>
         <w:tc>
           <w:tcPr>
-            <w:tcW w:type="dxa" w:w="1510"/>
+            <w:tcW w:type="dxa" w:w="1647"/>
             <w:tcBorders>
               <w:top w:val="single" w:color="000000" w:sz="4"/>
               <w:left w:val="single" w:color="000000" w:sz="4"/>
@@ -3691,7 +3691,7 @@
         </w:tc>
         <w:tc>
           <w:tcPr>
-            <w:tcW w:type="dxa" w:w="1307"/>
+            <w:tcW w:type="dxa" w:w="1143"/>
             <w:tcBorders>
               <w:top w:val="single" w:color="000000" w:sz="4"/>
               <w:left w:val="single" w:color="000000" w:sz="4"/>
@@ -3727,7 +3727,7 @@
         </w:tc>
         <w:tc>
           <w:tcPr>
-            <w:tcW w:type="dxa" w:w="1363"/>
+            <w:tcW w:type="dxa" w:w="1207"/>
             <w:tcBorders>
               <w:top w:val="single" w:color="000000" w:sz="4"/>
               <w:left w:val="single" w:color="000000" w:sz="4"/>
@@ -3763,31 +3763,31 @@
         </w:tc>
         <w:tc>
           <w:tcPr>
-            <w:tcW w:type="dxa" w:w="1363"/>
-            <w:tcBorders>
-              <w:top w:val="single" w:color="000000" w:sz="4"/>
-              <w:left w:val="single" w:color="000000" w:sz="4"/>
-              <w:bottom w:val="single" w:color="000000" w:sz="4"/>
-              <w:right w:val="single" w:color="000000" w:sz="4"/>
-            </w:tcBorders>
-            <w:tcMar>
-              <w:top w:type="dxa" w:w="30"/>
-              <w:left w:type="dxa" w:w="70"/>
-              <w:bottom w:type="dxa" w:w="30"/>
-              <w:right w:type="dxa" w:w="70"/>
-            </w:tcMar>
-            <w:vAlign w:val="center"/>
-          </w:tcPr>
-          <w:p>
-            <w:pPr>
-              <w:spacing w:after="0" w:before="0" w:line="240" w:lineRule="auto"/>
-              <w:jc w:val="left"/>
-            </w:pPr>
-          </w:p>
-        </w:tc>
-        <w:tc>
-          <w:tcPr>
-            <w:tcW w:type="dxa" w:w="1370"/>
+            <w:tcW w:type="dxa" w:w="1207"/>
+            <w:tcBorders>
+              <w:top w:val="single" w:color="000000" w:sz="4"/>
+              <w:left w:val="single" w:color="000000" w:sz="4"/>
+              <w:bottom w:val="single" w:color="000000" w:sz="4"/>
+              <w:right w:val="single" w:color="000000" w:sz="4"/>
+            </w:tcBorders>
+            <w:tcMar>
+              <w:top w:type="dxa" w:w="30"/>
+              <w:left w:type="dxa" w:w="70"/>
+              <w:bottom w:type="dxa" w:w="30"/>
+              <w:right w:type="dxa" w:w="70"/>
+            </w:tcMar>
+            <w:vAlign w:val="center"/>
+          </w:tcPr>
+          <w:p>
+            <w:pPr>
+              <w:spacing w:after="0" w:before="0" w:line="240" w:lineRule="auto"/>
+              <w:jc w:val="left"/>
+            </w:pPr>
+          </w:p>
+        </w:tc>
+        <w:tc>
+          <w:tcPr>
+            <w:tcW w:type="dxa" w:w="1531"/>
             <w:tcBorders>
               <w:top w:val="single" w:color="000000" w:sz="4"/>
               <w:left w:val="single" w:color="000000" w:sz="4"/>
@@ -3823,7 +3823,7 @@
         </w:tc>
         <w:tc>
           <w:tcPr>
-            <w:tcW w:type="dxa" w:w="1512"/>
+            <w:tcW w:type="dxa" w:w="1650"/>
             <w:tcBorders>
               <w:top w:val="single" w:color="000000" w:sz="4"/>
               <w:left w:val="single" w:color="000000" w:sz="4"/>
@@ -3865,7 +3865,7 @@
         </w:trPr>
         <w:tc>
           <w:tcPr>
-            <w:tcW w:type="dxa" w:w="600"/>
+            <w:tcW w:type="dxa" w:w="640"/>
             <w:tcBorders>
               <w:top w:val="single" w:color="000000" w:sz="4"/>
               <w:left w:val="single" w:color="000000" w:sz="4"/>
@@ -3901,7 +3901,7 @@
         </w:tc>
         <w:tc>
           <w:tcPr>
-            <w:tcW w:type="dxa" w:w="1510"/>
+            <w:tcW w:type="dxa" w:w="1647"/>
             <w:tcBorders>
               <w:top w:val="single" w:color="000000" w:sz="4"/>
               <w:left w:val="single" w:color="000000" w:sz="4"/>
@@ -3937,7 +3937,7 @@
         </w:tc>
         <w:tc>
           <w:tcPr>
-            <w:tcW w:type="dxa" w:w="1307"/>
+            <w:tcW w:type="dxa" w:w="1143"/>
             <w:tcBorders>
               <w:top w:val="single" w:color="000000" w:sz="4"/>
               <w:left w:val="single" w:color="000000" w:sz="4"/>
@@ -3973,7 +3973,7 @@
         </w:tc>
         <w:tc>
           <w:tcPr>
-            <w:tcW w:type="dxa" w:w="1363"/>
+            <w:tcW w:type="dxa" w:w="1207"/>
             <w:tcBorders>
               <w:top w:val="single" w:color="000000" w:sz="4"/>
               <w:left w:val="single" w:color="000000" w:sz="4"/>
@@ -4033,7 +4033,7 @@
         </w:tc>
         <w:tc>
           <w:tcPr>
-            <w:tcW w:type="dxa" w:w="1363"/>
+            <w:tcW w:type="dxa" w:w="1207"/>
             <w:tcBorders>
               <w:top w:val="single" w:color="000000" w:sz="4"/>
               <w:left w:val="single" w:color="000000" w:sz="4"/>
@@ -4069,7 +4069,7 @@
         </w:tc>
         <w:tc>
           <w:tcPr>
-            <w:tcW w:type="dxa" w:w="1370"/>
+            <w:tcW w:type="dxa" w:w="1531"/>
             <w:tcBorders>
               <w:top w:val="single" w:color="000000" w:sz="4"/>
               <w:left w:val="single" w:color="000000" w:sz="4"/>
@@ -4105,7 +4105,7 @@
         </w:tc>
         <w:tc>
           <w:tcPr>
-            <w:tcW w:type="dxa" w:w="1512"/>
+            <w:tcW w:type="dxa" w:w="1650"/>
             <w:tcBorders>
               <w:top w:val="single" w:color="000000" w:sz="4"/>
               <w:left w:val="single" w:color="000000" w:sz="4"/>
@@ -4135,7 +4135,7 @@
         </w:trPr>
         <w:tc>
           <w:tcPr>
-            <w:tcW w:type="dxa" w:w="600"/>
+            <w:tcW w:type="dxa" w:w="640"/>
             <w:tcBorders>
               <w:top w:val="single" w:color="000000" w:sz="4"/>
               <w:left w:val="single" w:color="000000" w:sz="4"/>
@@ -4171,7 +4171,7 @@
         </w:tc>
         <w:tc>
           <w:tcPr>
-            <w:tcW w:type="dxa" w:w="1510"/>
+            <w:tcW w:type="dxa" w:w="1647"/>
             <w:tcBorders>
               <w:top w:val="single" w:color="000000" w:sz="4"/>
               <w:left w:val="single" w:color="000000" w:sz="4"/>
@@ -4207,7 +4207,7 @@
         </w:tc>
         <w:tc>
           <w:tcPr>
-            <w:tcW w:type="dxa" w:w="1307"/>
+            <w:tcW w:type="dxa" w:w="1143"/>
             <w:tcBorders>
               <w:top w:val="single" w:color="000000" w:sz="4"/>
               <w:left w:val="single" w:color="000000" w:sz="4"/>
@@ -4243,7 +4243,7 @@
         </w:tc>
         <w:tc>
           <w:tcPr>
-            <w:tcW w:type="dxa" w:w="1363"/>
+            <w:tcW w:type="dxa" w:w="1207"/>
             <w:tcBorders>
               <w:top w:val="single" w:color="000000" w:sz="4"/>
               <w:left w:val="single" w:color="000000" w:sz="4"/>
@@ -4279,7 +4279,7 @@
         </w:tc>
         <w:tc>
           <w:tcPr>
-            <w:tcW w:type="dxa" w:w="1363"/>
+            <w:tcW w:type="dxa" w:w="1207"/>
             <w:tcBorders>
               <w:top w:val="single" w:color="000000" w:sz="4"/>
               <w:left w:val="single" w:color="000000" w:sz="4"/>
@@ -4315,7 +4315,7 @@
         </w:tc>
         <w:tc>
           <w:tcPr>
-            <w:tcW w:type="dxa" w:w="1370"/>
+            <w:tcW w:type="dxa" w:w="1531"/>
             <w:tcBorders>
               <w:top w:val="single" w:color="000000" w:sz="4"/>
               <w:left w:val="single" w:color="000000" w:sz="4"/>
@@ -4351,7 +4351,7 @@
         </w:tc>
         <w:tc>
           <w:tcPr>
-            <w:tcW w:type="dxa" w:w="1512"/>
+            <w:tcW w:type="dxa" w:w="1650"/>
             <w:tcBorders>
               <w:top w:val="single" w:color="000000" w:sz="4"/>
               <w:left w:val="single" w:color="000000" w:sz="4"/>
@@ -4381,7 +4381,7 @@
         </w:trPr>
         <w:tc>
           <w:tcPr>
-            <w:tcW w:type="dxa" w:w="600"/>
+            <w:tcW w:type="dxa" w:w="640"/>
             <w:tcBorders>
               <w:top w:val="single" w:color="000000" w:sz="4"/>
               <w:left w:val="single" w:color="000000" w:sz="4"/>
@@ -4417,7 +4417,7 @@
         </w:tc>
         <w:tc>
           <w:tcPr>
-            <w:tcW w:type="dxa" w:w="1510"/>
+            <w:tcW w:type="dxa" w:w="1647"/>
             <w:tcBorders>
               <w:top w:val="single" w:color="000000" w:sz="4"/>
               <w:left w:val="single" w:color="000000" w:sz="4"/>
@@ -4453,7 +4453,7 @@
         </w:tc>
         <w:tc>
           <w:tcPr>
-            <w:tcW w:type="dxa" w:w="1307"/>
+            <w:tcW w:type="dxa" w:w="1143"/>
             <w:tcBorders>
               <w:top w:val="single" w:color="000000" w:sz="4"/>
               <w:left w:val="single" w:color="000000" w:sz="4"/>
@@ -4489,7 +4489,7 @@
         </w:tc>
         <w:tc>
           <w:tcPr>
-            <w:tcW w:type="dxa" w:w="1363"/>
+            <w:tcW w:type="dxa" w:w="1207"/>
             <w:tcBorders>
               <w:top w:val="single" w:color="000000" w:sz="4"/>
               <w:left w:val="single" w:color="000000" w:sz="4"/>
@@ -4525,31 +4525,31 @@
         </w:tc>
         <w:tc>
           <w:tcPr>
-            <w:tcW w:type="dxa" w:w="1363"/>
-            <w:tcBorders>
-              <w:top w:val="single" w:color="000000" w:sz="4"/>
-              <w:left w:val="single" w:color="000000" w:sz="4"/>
-              <w:bottom w:val="single" w:color="000000" w:sz="4"/>
-              <w:right w:val="single" w:color="000000" w:sz="4"/>
-            </w:tcBorders>
-            <w:tcMar>
-              <w:top w:type="dxa" w:w="30"/>
-              <w:left w:type="dxa" w:w="70"/>
-              <w:bottom w:type="dxa" w:w="30"/>
-              <w:right w:type="dxa" w:w="70"/>
-            </w:tcMar>
-            <w:vAlign w:val="center"/>
-          </w:tcPr>
-          <w:p>
-            <w:pPr>
-              <w:spacing w:after="0" w:before="0" w:line="240" w:lineRule="auto"/>
-              <w:jc w:val="left"/>
-            </w:pPr>
-          </w:p>
-        </w:tc>
-        <w:tc>
-          <w:tcPr>
-            <w:tcW w:type="dxa" w:w="1370"/>
+            <w:tcW w:type="dxa" w:w="1207"/>
+            <w:tcBorders>
+              <w:top w:val="single" w:color="000000" w:sz="4"/>
+              <w:left w:val="single" w:color="000000" w:sz="4"/>
+              <w:bottom w:val="single" w:color="000000" w:sz="4"/>
+              <w:right w:val="single" w:color="000000" w:sz="4"/>
+            </w:tcBorders>
+            <w:tcMar>
+              <w:top w:type="dxa" w:w="30"/>
+              <w:left w:type="dxa" w:w="70"/>
+              <w:bottom w:type="dxa" w:w="30"/>
+              <w:right w:type="dxa" w:w="70"/>
+            </w:tcMar>
+            <w:vAlign w:val="center"/>
+          </w:tcPr>
+          <w:p>
+            <w:pPr>
+              <w:spacing w:after="0" w:before="0" w:line="240" w:lineRule="auto"/>
+              <w:jc w:val="left"/>
+            </w:pPr>
+          </w:p>
+        </w:tc>
+        <w:tc>
+          <w:tcPr>
+            <w:tcW w:type="dxa" w:w="1531"/>
             <w:tcBorders>
               <w:top w:val="single" w:color="000000" w:sz="4"/>
               <w:left w:val="single" w:color="000000" w:sz="4"/>
@@ -4585,7 +4585,7 @@
         </w:tc>
         <w:tc>
           <w:tcPr>
-            <w:tcW w:type="dxa" w:w="1512"/>
+            <w:tcW w:type="dxa" w:w="1650"/>
             <w:tcBorders>
               <w:top w:val="single" w:color="000000" w:sz="4"/>
               <w:left w:val="single" w:color="000000" w:sz="4"/>
@@ -4810,10 +4810,10 @@
         <w:tblLayout w:type="autofit"/>
       </w:tblPr>
       <w:tblGrid>
-        <w:gridCol w:w="644"/>
-        <w:gridCol w:w="3877"/>
-        <w:gridCol w:w="2572"/>
-        <w:gridCol w:w="1932"/>
+        <w:gridCol w:w="830"/>
+        <w:gridCol w:w="4368"/>
+        <w:gridCol w:w="1916"/>
+        <w:gridCol w:w="1911"/>
       </w:tblGrid>
       <w:tr>
         <w:trPr>
@@ -4822,7 +4822,7 @@
         </w:trPr>
         <w:tc>
           <w:tcPr>
-            <w:tcW w:type="dxa" w:w="644"/>
+            <w:tcW w:type="dxa" w:w="830"/>
             <w:tcBorders>
               <w:top w:val="single" w:color="000000" w:sz="4"/>
               <w:left w:val="single" w:color="000000" w:sz="4"/>
@@ -4859,7 +4859,7 @@
         </w:tc>
         <w:tc>
           <w:tcPr>
-            <w:tcW w:type="dxa" w:w="3877"/>
+            <w:tcW w:type="dxa" w:w="4368"/>
             <w:tcBorders>
               <w:top w:val="single" w:color="000000" w:sz="4"/>
               <w:left w:val="single" w:color="000000" w:sz="4"/>
@@ -4896,7 +4896,7 @@
         </w:tc>
         <w:tc>
           <w:tcPr>
-            <w:tcW w:type="dxa" w:w="2572"/>
+            <w:tcW w:type="dxa" w:w="1916"/>
             <w:tcBorders>
               <w:top w:val="single" w:color="000000" w:sz="4"/>
               <w:left w:val="single" w:color="000000" w:sz="4"/>
@@ -4933,7 +4933,7 @@
         </w:tc>
         <w:tc>
           <w:tcPr>
-            <w:tcW w:type="dxa" w:w="1932"/>
+            <w:tcW w:type="dxa" w:w="1911"/>
             <w:tcBorders>
               <w:top w:val="single" w:color="000000" w:sz="4"/>
               <w:left w:val="single" w:color="000000" w:sz="4"/>
@@ -4976,7 +4976,7 @@
         </w:trPr>
         <w:tc>
           <w:tcPr>
-            <w:tcW w:type="dxa" w:w="644"/>
+            <w:tcW w:type="dxa" w:w="830"/>
             <w:tcBorders>
               <w:top w:val="single" w:color="000000" w:sz="4"/>
               <w:left w:val="single" w:color="000000" w:sz="4"/>
@@ -5012,7 +5012,7 @@
         </w:tc>
         <w:tc>
           <w:tcPr>
-            <w:tcW w:type="dxa" w:w="3877"/>
+            <w:tcW w:type="dxa" w:w="4368"/>
             <w:tcBorders>
               <w:top w:val="single" w:color="000000" w:sz="4"/>
               <w:left w:val="single" w:color="000000" w:sz="4"/>
@@ -5060,7 +5060,7 @@
         </w:tc>
         <w:tc>
           <w:tcPr>
-            <w:tcW w:type="dxa" w:w="2572"/>
+            <w:tcW w:type="dxa" w:w="1916"/>
             <w:tcBorders>
               <w:top w:val="single" w:color="000000" w:sz="4"/>
               <w:left w:val="single" w:color="000000" w:sz="4"/>
@@ -5096,7 +5096,7 @@
         </w:tc>
         <w:tc>
           <w:tcPr>
-            <w:tcW w:type="dxa" w:w="1932"/>
+            <w:tcW w:type="dxa" w:w="1911"/>
             <w:tcBorders>
               <w:top w:val="single" w:color="000000" w:sz="4"/>
               <w:left w:val="single" w:color="000000" w:sz="4"/>
@@ -5138,7 +5138,7 @@
         </w:trPr>
         <w:tc>
           <w:tcPr>
-            <w:tcW w:type="dxa" w:w="644"/>
+            <w:tcW w:type="dxa" w:w="830"/>
             <w:tcBorders>
               <w:top w:val="single" w:color="000000" w:sz="4"/>
               <w:left w:val="single" w:color="000000" w:sz="4"/>
@@ -5174,7 +5174,7 @@
         </w:tc>
         <w:tc>
           <w:tcPr>
-            <w:tcW w:type="dxa" w:w="3877"/>
+            <w:tcW w:type="dxa" w:w="4368"/>
             <w:tcBorders>
               <w:top w:val="single" w:color="000000" w:sz="4"/>
               <w:left w:val="single" w:color="000000" w:sz="4"/>
@@ -5210,7 +5210,7 @@
         </w:tc>
         <w:tc>
           <w:tcPr>
-            <w:tcW w:type="dxa" w:w="2572"/>
+            <w:tcW w:type="dxa" w:w="1916"/>
             <w:tcBorders>
               <w:top w:val="single" w:color="000000" w:sz="4"/>
               <w:left w:val="single" w:color="000000" w:sz="4"/>
@@ -5246,7 +5246,7 @@
         </w:tc>
         <w:tc>
           <w:tcPr>
-            <w:tcW w:type="dxa" w:w="1932"/>
+            <w:tcW w:type="dxa" w:w="1911"/>
             <w:tcBorders>
               <w:top w:val="single" w:color="000000" w:sz="4"/>
               <w:left w:val="single" w:color="000000" w:sz="4"/>
@@ -5288,7 +5288,7 @@
         </w:trPr>
         <w:tc>
           <w:tcPr>
-            <w:tcW w:type="dxa" w:w="644"/>
+            <w:tcW w:type="dxa" w:w="830"/>
             <w:tcBorders>
               <w:top w:val="single" w:color="000000" w:sz="4"/>
               <w:left w:val="single" w:color="000000" w:sz="4"/>
@@ -5324,7 +5324,7 @@
         </w:tc>
         <w:tc>
           <w:tcPr>
-            <w:tcW w:type="dxa" w:w="3877"/>
+            <w:tcW w:type="dxa" w:w="4368"/>
             <w:tcBorders>
               <w:top w:val="single" w:color="000000" w:sz="4"/>
               <w:left w:val="single" w:color="000000" w:sz="4"/>
@@ -5360,7 +5360,7 @@
         </w:tc>
         <w:tc>
           <w:tcPr>
-            <w:tcW w:type="dxa" w:w="2572"/>
+            <w:tcW w:type="dxa" w:w="1916"/>
             <w:tcBorders>
               <w:top w:val="single" w:color="000000" w:sz="4"/>
               <w:left w:val="single" w:color="000000" w:sz="4"/>
@@ -5396,7 +5396,7 @@
         </w:tc>
         <w:tc>
           <w:tcPr>
-            <w:tcW w:type="dxa" w:w="1932"/>
+            <w:tcW w:type="dxa" w:w="1911"/>
             <w:tcBorders>
               <w:top w:val="single" w:color="000000" w:sz="4"/>
               <w:left w:val="single" w:color="000000" w:sz="4"/>
@@ -5438,7 +5438,7 @@
         </w:trPr>
         <w:tc>
           <w:tcPr>
-            <w:tcW w:type="dxa" w:w="644"/>
+            <w:tcW w:type="dxa" w:w="830"/>
             <w:tcBorders>
               <w:top w:val="single" w:color="000000" w:sz="4"/>
               <w:left w:val="single" w:color="000000" w:sz="4"/>
@@ -5474,7 +5474,7 @@
         </w:tc>
         <w:tc>
           <w:tcPr>
-            <w:tcW w:type="dxa" w:w="3877"/>
+            <w:tcW w:type="dxa" w:w="4368"/>
             <w:tcBorders>
               <w:top w:val="single" w:color="000000" w:sz="4"/>
               <w:left w:val="single" w:color="000000" w:sz="4"/>
@@ -5534,7 +5534,7 @@
         </w:tc>
         <w:tc>
           <w:tcPr>
-            <w:tcW w:type="dxa" w:w="2572"/>
+            <w:tcW w:type="dxa" w:w="1916"/>
             <w:tcBorders>
               <w:top w:val="single" w:color="000000" w:sz="4"/>
               <w:left w:val="single" w:color="000000" w:sz="4"/>
@@ -5583,7 +5583,7 @@
         </w:tc>
         <w:tc>
           <w:tcPr>
-            <w:tcW w:type="dxa" w:w="1932"/>
+            <w:tcW w:type="dxa" w:w="1911"/>
             <w:tcBorders>
               <w:top w:val="single" w:color="000000" w:sz="4"/>
               <w:left w:val="single" w:color="000000" w:sz="4"/>
@@ -5625,7 +5625,7 @@
         </w:trPr>
         <w:tc>
           <w:tcPr>
-            <w:tcW w:type="dxa" w:w="644"/>
+            <w:tcW w:type="dxa" w:w="830"/>
             <w:tcBorders>
               <w:top w:val="single" w:color="000000" w:sz="4"/>
               <w:left w:val="single" w:color="000000" w:sz="4"/>
@@ -5661,7 +5661,7 @@
         </w:tc>
         <w:tc>
           <w:tcPr>
-            <w:tcW w:type="dxa" w:w="3877"/>
+            <w:tcW w:type="dxa" w:w="4368"/>
             <w:tcBorders>
               <w:top w:val="single" w:color="000000" w:sz="4"/>
               <w:left w:val="single" w:color="000000" w:sz="4"/>
@@ -5721,7 +5721,7 @@
         </w:tc>
         <w:tc>
           <w:tcPr>
-            <w:tcW w:type="dxa" w:w="2572"/>
+            <w:tcW w:type="dxa" w:w="1916"/>
             <w:tcBorders>
               <w:top w:val="single" w:color="000000" w:sz="4"/>
               <w:left w:val="single" w:color="000000" w:sz="4"/>
@@ -5758,7 +5758,7 @@
         </w:tc>
         <w:tc>
           <w:tcPr>
-            <w:tcW w:type="dxa" w:w="1932"/>
+            <w:tcW w:type="dxa" w:w="1911"/>
             <w:tcBorders>
               <w:top w:val="single" w:color="000000" w:sz="4"/>
               <w:left w:val="single" w:color="000000" w:sz="4"/>
@@ -5800,7 +5800,7 @@
         </w:trPr>
         <w:tc>
           <w:tcPr>
-            <w:tcW w:type="dxa" w:w="644"/>
+            <w:tcW w:type="dxa" w:w="830"/>
             <w:tcBorders>
               <w:top w:val="single" w:color="000000" w:sz="4"/>
               <w:left w:val="single" w:color="000000" w:sz="4"/>
@@ -5836,7 +5836,7 @@
         </w:tc>
         <w:tc>
           <w:tcPr>
-            <w:tcW w:type="dxa" w:w="3877"/>
+            <w:tcW w:type="dxa" w:w="4368"/>
             <w:tcBorders>
               <w:top w:val="single" w:color="000000" w:sz="4"/>
               <w:left w:val="single" w:color="000000" w:sz="4"/>
@@ -5872,7 +5872,7 @@
         </w:tc>
         <w:tc>
           <w:tcPr>
-            <w:tcW w:type="dxa" w:w="2572"/>
+            <w:tcW w:type="dxa" w:w="1916"/>
             <w:tcBorders>
               <w:top w:val="single" w:color="000000" w:sz="4"/>
               <w:left w:val="single" w:color="000000" w:sz="4"/>
@@ -5908,7 +5908,7 @@
         </w:tc>
         <w:tc>
           <w:tcPr>
-            <w:tcW w:type="dxa" w:w="1932"/>
+            <w:tcW w:type="dxa" w:w="1911"/>
             <w:tcBorders>
               <w:top w:val="single" w:color="000000" w:sz="4"/>
               <w:left w:val="single" w:color="000000" w:sz="4"/>
@@ -5950,7 +5950,7 @@
         </w:trPr>
         <w:tc>
           <w:tcPr>
-            <w:tcW w:type="dxa" w:w="644"/>
+            <w:tcW w:type="dxa" w:w="830"/>
             <w:tcBorders>
               <w:top w:val="single" w:color="000000" w:sz="4"/>
               <w:left w:val="single" w:color="000000" w:sz="4"/>
@@ -5986,7 +5986,7 @@
         </w:tc>
         <w:tc>
           <w:tcPr>
-            <w:tcW w:type="dxa" w:w="3877"/>
+            <w:tcW w:type="dxa" w:w="4368"/>
             <w:tcBorders>
               <w:top w:val="single" w:color="000000" w:sz="4"/>
               <w:left w:val="single" w:color="000000" w:sz="4"/>
@@ -6022,7 +6022,7 @@
         </w:tc>
         <w:tc>
           <w:tcPr>
-            <w:tcW w:type="dxa" w:w="2572"/>
+            <w:tcW w:type="dxa" w:w="1916"/>
             <w:tcBorders>
               <w:top w:val="single" w:color="000000" w:sz="4"/>
               <w:left w:val="single" w:color="000000" w:sz="4"/>
@@ -6058,7 +6058,7 @@
         </w:tc>
         <w:tc>
           <w:tcPr>
-            <w:tcW w:type="dxa" w:w="1932"/>
+            <w:tcW w:type="dxa" w:w="1911"/>
             <w:tcBorders>
               <w:top w:val="single" w:color="000000" w:sz="4"/>
               <w:left w:val="single" w:color="000000" w:sz="4"/>
@@ -6489,21 +6489,21 @@
         <w:tblLayout w:type="autofit"/>
       </w:tblPr>
       <w:tblGrid>
-        <w:gridCol w:w="1249"/>
-        <w:gridCol w:w="851"/>
-        <w:gridCol w:w="851"/>
-        <w:gridCol w:w="980"/>
-        <w:gridCol w:w="851"/>
-        <w:gridCol w:w="851"/>
-        <w:gridCol w:w="851"/>
-        <w:gridCol w:w="851"/>
-        <w:gridCol w:w="1384"/>
-        <w:gridCol w:w="851"/>
-        <w:gridCol w:w="863"/>
-        <w:gridCol w:w="863"/>
-        <w:gridCol w:w="851"/>
-        <w:gridCol w:w="863"/>
-        <w:gridCol w:w="947"/>
+        <w:gridCol w:w="1289"/>
+        <w:gridCol w:w="839"/>
+        <w:gridCol w:w="839"/>
+        <w:gridCol w:w="968"/>
+        <w:gridCol w:w="839"/>
+        <w:gridCol w:w="839"/>
+        <w:gridCol w:w="715"/>
+        <w:gridCol w:w="839"/>
+        <w:gridCol w:w="1097"/>
+        <w:gridCol w:w="839"/>
+        <w:gridCol w:w="968"/>
+        <w:gridCol w:w="968"/>
+        <w:gridCol w:w="715"/>
+        <w:gridCol w:w="968"/>
+        <w:gridCol w:w="1235"/>
       </w:tblGrid>
       <w:tr>
         <w:trPr>
@@ -6512,7 +6512,7 @@
         </w:trPr>
         <w:tc>
           <w:tcPr>
-            <w:tcW w:type="dxa" w:w="1249"/>
+            <w:tcW w:type="dxa" w:w="1289"/>
             <w:tcBorders>
               <w:top w:val="single" w:color="000000" w:sz="4"/>
               <w:left w:val="single" w:color="000000" w:sz="4"/>
@@ -6549,7 +6549,7 @@
         </w:tc>
         <w:tc>
           <w:tcPr>
-            <w:tcW w:type="dxa" w:w="851"/>
+            <w:tcW w:type="dxa" w:w="839"/>
             <w:tcBorders>
               <w:top w:val="single" w:color="000000" w:sz="4"/>
               <w:left w:val="single" w:color="000000" w:sz="4"/>
@@ -6586,7 +6586,7 @@
         </w:tc>
         <w:tc>
           <w:tcPr>
-            <w:tcW w:type="dxa" w:w="851"/>
+            <w:tcW w:type="dxa" w:w="839"/>
             <w:tcBorders>
               <w:top w:val="single" w:color="000000" w:sz="4"/>
               <w:left w:val="single" w:color="000000" w:sz="4"/>
@@ -6623,7 +6623,7 @@
         </w:tc>
         <w:tc>
           <w:tcPr>
-            <w:tcW w:type="dxa" w:w="980"/>
+            <w:tcW w:type="dxa" w:w="968"/>
             <w:tcBorders>
               <w:top w:val="single" w:color="000000" w:sz="4"/>
               <w:left w:val="single" w:color="000000" w:sz="4"/>
@@ -6660,7 +6660,7 @@
         </w:tc>
         <w:tc>
           <w:tcPr>
-            <w:tcW w:type="dxa" w:w="851"/>
+            <w:tcW w:type="dxa" w:w="839"/>
             <w:tcBorders>
               <w:top w:val="single" w:color="000000" w:sz="4"/>
               <w:left w:val="single" w:color="000000" w:sz="4"/>
@@ -6697,7 +6697,7 @@
         </w:tc>
         <w:tc>
           <w:tcPr>
-            <w:tcW w:type="dxa" w:w="851"/>
+            <w:tcW w:type="dxa" w:w="839"/>
             <w:tcBorders>
               <w:top w:val="single" w:color="000000" w:sz="4"/>
               <w:left w:val="single" w:color="000000" w:sz="4"/>
@@ -6734,7 +6734,7 @@
         </w:tc>
         <w:tc>
           <w:tcPr>
-            <w:tcW w:type="dxa" w:w="851"/>
+            <w:tcW w:type="dxa" w:w="715"/>
             <w:tcBorders>
               <w:top w:val="single" w:color="000000" w:sz="4"/>
               <w:left w:val="single" w:color="000000" w:sz="4"/>
@@ -6771,7 +6771,7 @@
         </w:tc>
         <w:tc>
           <w:tcPr>
-            <w:tcW w:type="dxa" w:w="851"/>
+            <w:tcW w:type="dxa" w:w="839"/>
             <w:tcBorders>
               <w:top w:val="single" w:color="000000" w:sz="4"/>
               <w:left w:val="single" w:color="000000" w:sz="4"/>
@@ -6808,7 +6808,7 @@
         </w:tc>
         <w:tc>
           <w:tcPr>
-            <w:tcW w:type="dxa" w:w="1384"/>
+            <w:tcW w:type="dxa" w:w="1097"/>
             <w:tcBorders>
               <w:top w:val="single" w:color="000000" w:sz="4"/>
               <w:left w:val="single" w:color="000000" w:sz="4"/>
@@ -6845,7 +6845,7 @@
         </w:tc>
         <w:tc>
           <w:tcPr>
-            <w:tcW w:type="dxa" w:w="851"/>
+            <w:tcW w:type="dxa" w:w="839"/>
             <w:tcBorders>
               <w:top w:val="single" w:color="000000" w:sz="4"/>
               <w:left w:val="single" w:color="000000" w:sz="4"/>
@@ -6882,7 +6882,7 @@
         </w:tc>
         <w:tc>
           <w:tcPr>
-            <w:tcW w:type="dxa" w:w="863"/>
+            <w:tcW w:type="dxa" w:w="968"/>
             <w:tcBorders>
               <w:top w:val="single" w:color="000000" w:sz="4"/>
               <w:left w:val="single" w:color="000000" w:sz="4"/>
@@ -6919,7 +6919,7 @@
         </w:tc>
         <w:tc>
           <w:tcPr>
-            <w:tcW w:type="dxa" w:w="863"/>
+            <w:tcW w:type="dxa" w:w="968"/>
             <w:tcBorders>
               <w:top w:val="single" w:color="000000" w:sz="4"/>
               <w:left w:val="single" w:color="000000" w:sz="4"/>
@@ -6956,7 +6956,7 @@
         </w:tc>
         <w:tc>
           <w:tcPr>
-            <w:tcW w:type="dxa" w:w="851"/>
+            <w:tcW w:type="dxa" w:w="715"/>
             <w:tcBorders>
               <w:top w:val="single" w:color="000000" w:sz="4"/>
               <w:left w:val="single" w:color="000000" w:sz="4"/>
@@ -6993,7 +6993,7 @@
         </w:tc>
         <w:tc>
           <w:tcPr>
-            <w:tcW w:type="dxa" w:w="863"/>
+            <w:tcW w:type="dxa" w:w="968"/>
             <w:tcBorders>
               <w:top w:val="single" w:color="000000" w:sz="4"/>
               <w:left w:val="single" w:color="000000" w:sz="4"/>
@@ -7030,7 +7030,7 @@
         </w:tc>
         <w:tc>
           <w:tcPr>
-            <w:tcW w:type="dxa" w:w="947"/>
+            <w:tcW w:type="dxa" w:w="1235"/>
             <w:tcBorders>
               <w:top w:val="single" w:color="000000" w:sz="4"/>
               <w:left w:val="single" w:color="000000" w:sz="4"/>
@@ -7073,7 +7073,7 @@
         </w:trPr>
         <w:tc>
           <w:tcPr>
-            <w:tcW w:type="dxa" w:w="1249"/>
+            <w:tcW w:type="dxa" w:w="1289"/>
             <w:tcBorders>
               <w:top w:val="single" w:color="000000" w:sz="4"/>
               <w:left w:val="single" w:color="000000" w:sz="4"/>
@@ -7134,127 +7134,127 @@
         </w:tc>
         <w:tc>
           <w:tcPr>
-            <w:tcW w:type="dxa" w:w="851"/>
-            <w:tcBorders>
-              <w:top w:val="single" w:color="000000" w:sz="4"/>
-              <w:left w:val="single" w:color="000000" w:sz="4"/>
-              <w:bottom w:val="single" w:color="000000" w:sz="4"/>
-              <w:right w:val="single" w:color="000000" w:sz="4"/>
-            </w:tcBorders>
-            <w:tcMar>
-              <w:top w:type="dxa" w:w="30"/>
-              <w:left w:type="dxa" w:w="70"/>
-              <w:bottom w:type="dxa" w:w="30"/>
-              <w:right w:type="dxa" w:w="70"/>
-            </w:tcMar>
-            <w:vAlign w:val="center"/>
-          </w:tcPr>
-          <w:p>
-            <w:pPr>
-              <w:spacing w:after="0" w:before="0" w:line="240" w:lineRule="auto"/>
-              <w:jc w:val="left"/>
-            </w:pPr>
-          </w:p>
-        </w:tc>
-        <w:tc>
-          <w:tcPr>
-            <w:tcW w:type="dxa" w:w="851"/>
-            <w:tcBorders>
-              <w:top w:val="single" w:color="000000" w:sz="4"/>
-              <w:left w:val="single" w:color="000000" w:sz="4"/>
-              <w:bottom w:val="single" w:color="000000" w:sz="4"/>
-              <w:right w:val="single" w:color="000000" w:sz="4"/>
-            </w:tcBorders>
-            <w:tcMar>
-              <w:top w:type="dxa" w:w="30"/>
-              <w:left w:type="dxa" w:w="70"/>
-              <w:bottom w:type="dxa" w:w="30"/>
-              <w:right w:type="dxa" w:w="70"/>
-            </w:tcMar>
-            <w:vAlign w:val="center"/>
-          </w:tcPr>
-          <w:p>
-            <w:pPr>
-              <w:spacing w:after="0" w:before="0" w:line="240" w:lineRule="auto"/>
-              <w:jc w:val="left"/>
-            </w:pPr>
-          </w:p>
-        </w:tc>
-        <w:tc>
-          <w:tcPr>
-            <w:tcW w:type="dxa" w:w="980"/>
-            <w:tcBorders>
-              <w:top w:val="single" w:color="000000" w:sz="4"/>
-              <w:left w:val="single" w:color="000000" w:sz="4"/>
-              <w:bottom w:val="single" w:color="000000" w:sz="4"/>
-              <w:right w:val="single" w:color="000000" w:sz="4"/>
-            </w:tcBorders>
-            <w:tcMar>
-              <w:top w:type="dxa" w:w="30"/>
-              <w:left w:type="dxa" w:w="70"/>
-              <w:bottom w:type="dxa" w:w="30"/>
-              <w:right w:type="dxa" w:w="70"/>
-            </w:tcMar>
-            <w:vAlign w:val="center"/>
-          </w:tcPr>
-          <w:p>
-            <w:pPr>
-              <w:spacing w:after="0" w:before="0" w:line="240" w:lineRule="auto"/>
-              <w:jc w:val="left"/>
-            </w:pPr>
-          </w:p>
-        </w:tc>
-        <w:tc>
-          <w:tcPr>
-            <w:tcW w:type="dxa" w:w="851"/>
-            <w:tcBorders>
-              <w:top w:val="single" w:color="000000" w:sz="4"/>
-              <w:left w:val="single" w:color="000000" w:sz="4"/>
-              <w:bottom w:val="single" w:color="000000" w:sz="4"/>
-              <w:right w:val="single" w:color="000000" w:sz="4"/>
-            </w:tcBorders>
-            <w:tcMar>
-              <w:top w:type="dxa" w:w="30"/>
-              <w:left w:type="dxa" w:w="70"/>
-              <w:bottom w:type="dxa" w:w="30"/>
-              <w:right w:type="dxa" w:w="70"/>
-            </w:tcMar>
-            <w:vAlign w:val="center"/>
-          </w:tcPr>
-          <w:p>
-            <w:pPr>
-              <w:spacing w:after="0" w:before="0" w:line="240" w:lineRule="auto"/>
-              <w:jc w:val="left"/>
-            </w:pPr>
-          </w:p>
-        </w:tc>
-        <w:tc>
-          <w:tcPr>
-            <w:tcW w:type="dxa" w:w="851"/>
-            <w:tcBorders>
-              <w:top w:val="single" w:color="000000" w:sz="4"/>
-              <w:left w:val="single" w:color="000000" w:sz="4"/>
-              <w:bottom w:val="single" w:color="000000" w:sz="4"/>
-              <w:right w:val="single" w:color="000000" w:sz="4"/>
-            </w:tcBorders>
-            <w:tcMar>
-              <w:top w:type="dxa" w:w="30"/>
-              <w:left w:type="dxa" w:w="70"/>
-              <w:bottom w:type="dxa" w:w="30"/>
-              <w:right w:type="dxa" w:w="70"/>
-            </w:tcMar>
-            <w:vAlign w:val="center"/>
-          </w:tcPr>
-          <w:p>
-            <w:pPr>
-              <w:spacing w:after="0" w:before="0" w:line="240" w:lineRule="auto"/>
-              <w:jc w:val="left"/>
-            </w:pPr>
-          </w:p>
-        </w:tc>
-        <w:tc>
-          <w:tcPr>
-            <w:tcW w:type="dxa" w:w="851"/>
+            <w:tcW w:type="dxa" w:w="839"/>
+            <w:tcBorders>
+              <w:top w:val="single" w:color="000000" w:sz="4"/>
+              <w:left w:val="single" w:color="000000" w:sz="4"/>
+              <w:bottom w:val="single" w:color="000000" w:sz="4"/>
+              <w:right w:val="single" w:color="000000" w:sz="4"/>
+            </w:tcBorders>
+            <w:tcMar>
+              <w:top w:type="dxa" w:w="30"/>
+              <w:left w:type="dxa" w:w="70"/>
+              <w:bottom w:type="dxa" w:w="30"/>
+              <w:right w:type="dxa" w:w="70"/>
+            </w:tcMar>
+            <w:vAlign w:val="center"/>
+          </w:tcPr>
+          <w:p>
+            <w:pPr>
+              <w:spacing w:after="0" w:before="0" w:line="240" w:lineRule="auto"/>
+              <w:jc w:val="left"/>
+            </w:pPr>
+          </w:p>
+        </w:tc>
+        <w:tc>
+          <w:tcPr>
+            <w:tcW w:type="dxa" w:w="839"/>
+            <w:tcBorders>
+              <w:top w:val="single" w:color="000000" w:sz="4"/>
+              <w:left w:val="single" w:color="000000" w:sz="4"/>
+              <w:bottom w:val="single" w:color="000000" w:sz="4"/>
+              <w:right w:val="single" w:color="000000" w:sz="4"/>
+            </w:tcBorders>
+            <w:tcMar>
+              <w:top w:type="dxa" w:w="30"/>
+              <w:left w:type="dxa" w:w="70"/>
+              <w:bottom w:type="dxa" w:w="30"/>
+              <w:right w:type="dxa" w:w="70"/>
+            </w:tcMar>
+            <w:vAlign w:val="center"/>
+          </w:tcPr>
+          <w:p>
+            <w:pPr>
+              <w:spacing w:after="0" w:before="0" w:line="240" w:lineRule="auto"/>
+              <w:jc w:val="left"/>
+            </w:pPr>
+          </w:p>
+        </w:tc>
+        <w:tc>
+          <w:tcPr>
+            <w:tcW w:type="dxa" w:w="968"/>
+            <w:tcBorders>
+              <w:top w:val="single" w:color="000000" w:sz="4"/>
+              <w:left w:val="single" w:color="000000" w:sz="4"/>
+              <w:bottom w:val="single" w:color="000000" w:sz="4"/>
+              <w:right w:val="single" w:color="000000" w:sz="4"/>
+            </w:tcBorders>
+            <w:tcMar>
+              <w:top w:type="dxa" w:w="30"/>
+              <w:left w:type="dxa" w:w="70"/>
+              <w:bottom w:type="dxa" w:w="30"/>
+              <w:right w:type="dxa" w:w="70"/>
+            </w:tcMar>
+            <w:vAlign w:val="center"/>
+          </w:tcPr>
+          <w:p>
+            <w:pPr>
+              <w:spacing w:after="0" w:before="0" w:line="240" w:lineRule="auto"/>
+              <w:jc w:val="left"/>
+            </w:pPr>
+          </w:p>
+        </w:tc>
+        <w:tc>
+          <w:tcPr>
+            <w:tcW w:type="dxa" w:w="839"/>
+            <w:tcBorders>
+              <w:top w:val="single" w:color="000000" w:sz="4"/>
+              <w:left w:val="single" w:color="000000" w:sz="4"/>
+              <w:bottom w:val="single" w:color="000000" w:sz="4"/>
+              <w:right w:val="single" w:color="000000" w:sz="4"/>
+            </w:tcBorders>
+            <w:tcMar>
+              <w:top w:type="dxa" w:w="30"/>
+              <w:left w:type="dxa" w:w="70"/>
+              <w:bottom w:type="dxa" w:w="30"/>
+              <w:right w:type="dxa" w:w="70"/>
+            </w:tcMar>
+            <w:vAlign w:val="center"/>
+          </w:tcPr>
+          <w:p>
+            <w:pPr>
+              <w:spacing w:after="0" w:before="0" w:line="240" w:lineRule="auto"/>
+              <w:jc w:val="left"/>
+            </w:pPr>
+          </w:p>
+        </w:tc>
+        <w:tc>
+          <w:tcPr>
+            <w:tcW w:type="dxa" w:w="839"/>
+            <w:tcBorders>
+              <w:top w:val="single" w:color="000000" w:sz="4"/>
+              <w:left w:val="single" w:color="000000" w:sz="4"/>
+              <w:bottom w:val="single" w:color="000000" w:sz="4"/>
+              <w:right w:val="single" w:color="000000" w:sz="4"/>
+            </w:tcBorders>
+            <w:tcMar>
+              <w:top w:type="dxa" w:w="30"/>
+              <w:left w:type="dxa" w:w="70"/>
+              <w:bottom w:type="dxa" w:w="30"/>
+              <w:right w:type="dxa" w:w="70"/>
+            </w:tcMar>
+            <w:vAlign w:val="center"/>
+          </w:tcPr>
+          <w:p>
+            <w:pPr>
+              <w:spacing w:after="0" w:before="0" w:line="240" w:lineRule="auto"/>
+              <w:jc w:val="left"/>
+            </w:pPr>
+          </w:p>
+        </w:tc>
+        <w:tc>
+          <w:tcPr>
+            <w:tcW w:type="dxa" w:w="715"/>
             <w:tcBorders>
               <w:top w:val="single" w:color="000000" w:sz="4"/>
               <w:left w:val="single" w:color="000000" w:sz="4"/>
@@ -7290,127 +7290,127 @@
         </w:tc>
         <w:tc>
           <w:tcPr>
-            <w:tcW w:type="dxa" w:w="851"/>
-            <w:tcBorders>
-              <w:top w:val="single" w:color="000000" w:sz="4"/>
-              <w:left w:val="single" w:color="000000" w:sz="4"/>
-              <w:bottom w:val="single" w:color="000000" w:sz="4"/>
-              <w:right w:val="single" w:color="000000" w:sz="4"/>
-            </w:tcBorders>
-            <w:tcMar>
-              <w:top w:type="dxa" w:w="30"/>
-              <w:left w:type="dxa" w:w="70"/>
-              <w:bottom w:type="dxa" w:w="30"/>
-              <w:right w:type="dxa" w:w="70"/>
-            </w:tcMar>
-            <w:vAlign w:val="center"/>
-          </w:tcPr>
-          <w:p>
-            <w:pPr>
-              <w:spacing w:after="0" w:before="0" w:line="240" w:lineRule="auto"/>
-              <w:jc w:val="left"/>
-            </w:pPr>
-          </w:p>
-        </w:tc>
-        <w:tc>
-          <w:tcPr>
-            <w:tcW w:type="dxa" w:w="1384"/>
-            <w:tcBorders>
-              <w:top w:val="single" w:color="000000" w:sz="4"/>
-              <w:left w:val="single" w:color="000000" w:sz="4"/>
-              <w:bottom w:val="single" w:color="000000" w:sz="4"/>
-              <w:right w:val="single" w:color="000000" w:sz="4"/>
-            </w:tcBorders>
-            <w:tcMar>
-              <w:top w:type="dxa" w:w="30"/>
-              <w:left w:type="dxa" w:w="70"/>
-              <w:bottom w:type="dxa" w:w="30"/>
-              <w:right w:type="dxa" w:w="70"/>
-            </w:tcMar>
-            <w:vAlign w:val="center"/>
-          </w:tcPr>
-          <w:p>
-            <w:pPr>
-              <w:spacing w:after="0" w:before="0" w:line="240" w:lineRule="auto"/>
-              <w:jc w:val="left"/>
-            </w:pPr>
-          </w:p>
-        </w:tc>
-        <w:tc>
-          <w:tcPr>
-            <w:tcW w:type="dxa" w:w="851"/>
-            <w:tcBorders>
-              <w:top w:val="single" w:color="000000" w:sz="4"/>
-              <w:left w:val="single" w:color="000000" w:sz="4"/>
-              <w:bottom w:val="single" w:color="000000" w:sz="4"/>
-              <w:right w:val="single" w:color="000000" w:sz="4"/>
-            </w:tcBorders>
-            <w:tcMar>
-              <w:top w:type="dxa" w:w="30"/>
-              <w:left w:type="dxa" w:w="70"/>
-              <w:bottom w:type="dxa" w:w="30"/>
-              <w:right w:type="dxa" w:w="70"/>
-            </w:tcMar>
-            <w:vAlign w:val="center"/>
-          </w:tcPr>
-          <w:p>
-            <w:pPr>
-              <w:spacing w:after="0" w:before="0" w:line="240" w:lineRule="auto"/>
-              <w:jc w:val="left"/>
-            </w:pPr>
-          </w:p>
-        </w:tc>
-        <w:tc>
-          <w:tcPr>
-            <w:tcW w:type="dxa" w:w="863"/>
-            <w:tcBorders>
-              <w:top w:val="single" w:color="000000" w:sz="4"/>
-              <w:left w:val="single" w:color="000000" w:sz="4"/>
-              <w:bottom w:val="single" w:color="000000" w:sz="4"/>
-              <w:right w:val="single" w:color="000000" w:sz="4"/>
-            </w:tcBorders>
-            <w:tcMar>
-              <w:top w:type="dxa" w:w="30"/>
-              <w:left w:type="dxa" w:w="70"/>
-              <w:bottom w:type="dxa" w:w="30"/>
-              <w:right w:type="dxa" w:w="70"/>
-            </w:tcMar>
-            <w:vAlign w:val="center"/>
-          </w:tcPr>
-          <w:p>
-            <w:pPr>
-              <w:spacing w:after="0" w:before="0" w:line="240" w:lineRule="auto"/>
-              <w:jc w:val="left"/>
-            </w:pPr>
-          </w:p>
-        </w:tc>
-        <w:tc>
-          <w:tcPr>
-            <w:tcW w:type="dxa" w:w="863"/>
-            <w:tcBorders>
-              <w:top w:val="single" w:color="000000" w:sz="4"/>
-              <w:left w:val="single" w:color="000000" w:sz="4"/>
-              <w:bottom w:val="single" w:color="000000" w:sz="4"/>
-              <w:right w:val="single" w:color="000000" w:sz="4"/>
-            </w:tcBorders>
-            <w:tcMar>
-              <w:top w:type="dxa" w:w="30"/>
-              <w:left w:type="dxa" w:w="70"/>
-              <w:bottom w:type="dxa" w:w="30"/>
-              <w:right w:type="dxa" w:w="70"/>
-            </w:tcMar>
-            <w:vAlign w:val="center"/>
-          </w:tcPr>
-          <w:p>
-            <w:pPr>
-              <w:spacing w:after="0" w:before="0" w:line="240" w:lineRule="auto"/>
-              <w:jc w:val="left"/>
-            </w:pPr>
-          </w:p>
-        </w:tc>
-        <w:tc>
-          <w:tcPr>
-            <w:tcW w:type="dxa" w:w="851"/>
+            <w:tcW w:type="dxa" w:w="839"/>
+            <w:tcBorders>
+              <w:top w:val="single" w:color="000000" w:sz="4"/>
+              <w:left w:val="single" w:color="000000" w:sz="4"/>
+              <w:bottom w:val="single" w:color="000000" w:sz="4"/>
+              <w:right w:val="single" w:color="000000" w:sz="4"/>
+            </w:tcBorders>
+            <w:tcMar>
+              <w:top w:type="dxa" w:w="30"/>
+              <w:left w:type="dxa" w:w="70"/>
+              <w:bottom w:type="dxa" w:w="30"/>
+              <w:right w:type="dxa" w:w="70"/>
+            </w:tcMar>
+            <w:vAlign w:val="center"/>
+          </w:tcPr>
+          <w:p>
+            <w:pPr>
+              <w:spacing w:after="0" w:before="0" w:line="240" w:lineRule="auto"/>
+              <w:jc w:val="left"/>
+            </w:pPr>
+          </w:p>
+        </w:tc>
+        <w:tc>
+          <w:tcPr>
+            <w:tcW w:type="dxa" w:w="1097"/>
+            <w:tcBorders>
+              <w:top w:val="single" w:color="000000" w:sz="4"/>
+              <w:left w:val="single" w:color="000000" w:sz="4"/>
+              <w:bottom w:val="single" w:color="000000" w:sz="4"/>
+              <w:right w:val="single" w:color="000000" w:sz="4"/>
+            </w:tcBorders>
+            <w:tcMar>
+              <w:top w:type="dxa" w:w="30"/>
+              <w:left w:type="dxa" w:w="70"/>
+              <w:bottom w:type="dxa" w:w="30"/>
+              <w:right w:type="dxa" w:w="70"/>
+            </w:tcMar>
+            <w:vAlign w:val="center"/>
+          </w:tcPr>
+          <w:p>
+            <w:pPr>
+              <w:spacing w:after="0" w:before="0" w:line="240" w:lineRule="auto"/>
+              <w:jc w:val="left"/>
+            </w:pPr>
+          </w:p>
+        </w:tc>
+        <w:tc>
+          <w:tcPr>
+            <w:tcW w:type="dxa" w:w="839"/>
+            <w:tcBorders>
+              <w:top w:val="single" w:color="000000" w:sz="4"/>
+              <w:left w:val="single" w:color="000000" w:sz="4"/>
+              <w:bottom w:val="single" w:color="000000" w:sz="4"/>
+              <w:right w:val="single" w:color="000000" w:sz="4"/>
+            </w:tcBorders>
+            <w:tcMar>
+              <w:top w:type="dxa" w:w="30"/>
+              <w:left w:type="dxa" w:w="70"/>
+              <w:bottom w:type="dxa" w:w="30"/>
+              <w:right w:type="dxa" w:w="70"/>
+            </w:tcMar>
+            <w:vAlign w:val="center"/>
+          </w:tcPr>
+          <w:p>
+            <w:pPr>
+              <w:spacing w:after="0" w:before="0" w:line="240" w:lineRule="auto"/>
+              <w:jc w:val="left"/>
+            </w:pPr>
+          </w:p>
+        </w:tc>
+        <w:tc>
+          <w:tcPr>
+            <w:tcW w:type="dxa" w:w="968"/>
+            <w:tcBorders>
+              <w:top w:val="single" w:color="000000" w:sz="4"/>
+              <w:left w:val="single" w:color="000000" w:sz="4"/>
+              <w:bottom w:val="single" w:color="000000" w:sz="4"/>
+              <w:right w:val="single" w:color="000000" w:sz="4"/>
+            </w:tcBorders>
+            <w:tcMar>
+              <w:top w:type="dxa" w:w="30"/>
+              <w:left w:type="dxa" w:w="70"/>
+              <w:bottom w:type="dxa" w:w="30"/>
+              <w:right w:type="dxa" w:w="70"/>
+            </w:tcMar>
+            <w:vAlign w:val="center"/>
+          </w:tcPr>
+          <w:p>
+            <w:pPr>
+              <w:spacing w:after="0" w:before="0" w:line="240" w:lineRule="auto"/>
+              <w:jc w:val="left"/>
+            </w:pPr>
+          </w:p>
+        </w:tc>
+        <w:tc>
+          <w:tcPr>
+            <w:tcW w:type="dxa" w:w="968"/>
+            <w:tcBorders>
+              <w:top w:val="single" w:color="000000" w:sz="4"/>
+              <w:left w:val="single" w:color="000000" w:sz="4"/>
+              <w:bottom w:val="single" w:color="000000" w:sz="4"/>
+              <w:right w:val="single" w:color="000000" w:sz="4"/>
+            </w:tcBorders>
+            <w:tcMar>
+              <w:top w:type="dxa" w:w="30"/>
+              <w:left w:type="dxa" w:w="70"/>
+              <w:bottom w:type="dxa" w:w="30"/>
+              <w:right w:type="dxa" w:w="70"/>
+            </w:tcMar>
+            <w:vAlign w:val="center"/>
+          </w:tcPr>
+          <w:p>
+            <w:pPr>
+              <w:spacing w:after="0" w:before="0" w:line="240" w:lineRule="auto"/>
+              <w:jc w:val="left"/>
+            </w:pPr>
+          </w:p>
+        </w:tc>
+        <w:tc>
+          <w:tcPr>
+            <w:tcW w:type="dxa" w:w="715"/>
             <w:tcBorders>
               <w:top w:val="single" w:color="000000" w:sz="4"/>
               <w:left w:val="single" w:color="000000" w:sz="4"/>
@@ -7446,31 +7446,31 @@
         </w:tc>
         <w:tc>
           <w:tcPr>
-            <w:tcW w:type="dxa" w:w="863"/>
-            <w:tcBorders>
-              <w:top w:val="single" w:color="000000" w:sz="4"/>
-              <w:left w:val="single" w:color="000000" w:sz="4"/>
-              <w:bottom w:val="single" w:color="000000" w:sz="4"/>
-              <w:right w:val="single" w:color="000000" w:sz="4"/>
-            </w:tcBorders>
-            <w:tcMar>
-              <w:top w:type="dxa" w:w="30"/>
-              <w:left w:type="dxa" w:w="70"/>
-              <w:bottom w:type="dxa" w:w="30"/>
-              <w:right w:type="dxa" w:w="70"/>
-            </w:tcMar>
-            <w:vAlign w:val="center"/>
-          </w:tcPr>
-          <w:p>
-            <w:pPr>
-              <w:spacing w:after="0" w:before="0" w:line="240" w:lineRule="auto"/>
-              <w:jc w:val="left"/>
-            </w:pPr>
-          </w:p>
-        </w:tc>
-        <w:tc>
-          <w:tcPr>
-            <w:tcW w:type="dxa" w:w="947"/>
+            <w:tcW w:type="dxa" w:w="968"/>
+            <w:tcBorders>
+              <w:top w:val="single" w:color="000000" w:sz="4"/>
+              <w:left w:val="single" w:color="000000" w:sz="4"/>
+              <w:bottom w:val="single" w:color="000000" w:sz="4"/>
+              <w:right w:val="single" w:color="000000" w:sz="4"/>
+            </w:tcBorders>
+            <w:tcMar>
+              <w:top w:type="dxa" w:w="30"/>
+              <w:left w:type="dxa" w:w="70"/>
+              <w:bottom w:type="dxa" w:w="30"/>
+              <w:right w:type="dxa" w:w="70"/>
+            </w:tcMar>
+            <w:vAlign w:val="center"/>
+          </w:tcPr>
+          <w:p>
+            <w:pPr>
+              <w:spacing w:after="0" w:before="0" w:line="240" w:lineRule="auto"/>
+              <w:jc w:val="left"/>
+            </w:pPr>
+          </w:p>
+        </w:tc>
+        <w:tc>
+          <w:tcPr>
+            <w:tcW w:type="dxa" w:w="1235"/>
             <w:tcBorders>
               <w:top w:val="single" w:color="000000" w:sz="4"/>
               <w:left w:val="single" w:color="000000" w:sz="4"/>
